--- a/_implementation-notes/evening-series/FotH Pilot Session 3-4 Combined Evening Run Sheet DRAFT v1.docx
+++ b/_implementation-notes/evening-series/FotH Pilot Session 3-4 Combined Evening Run Sheet DRAFT v1.docx
@@ -13,7 +13,7 @@
           <w:color w:val="1F4E5F"/>
           <w:sz w:val="34"/>
         </w:rPr>
-        <w:t>Session 3–4 Combined, Evening Form — Telling Your Story (I &amp; II in One Evening)</w:t>
+        <w:t>Evening 3 — Telling Your Story (I &amp; II in One Evening)</w:t>
       </w:r>
     </w:p>
     <w:p>
@@ -21,7 +21,7 @@
         <w:rPr>
           <w:i w:val="0"/>
         </w:rPr>
-        <w:t>The current-condition form: a room that already knows each other — the four prototype teens, their two parents, and John. Everyone tells in one evening, one circle, teens leading; proven in the prototype group's own running. The full two-session form (the parents' night, then the teens' night, with room-splits for a larger group of newer people) is held in reserve — see the Session 3 and Session 4 v1 run sheets and decks; back up to it whenever the room grows. Companion to docs/getting-started/week-03-story.md and week-04-story-2.md.</w:t>
+        <w:t>The current-condition form: a room that already knows each other — the four prototype teens, their two parents, and John. Everyone tells in one evening, one circle, teens leading; proven in the prototype group's own running. The full two-session form (the parents' night, then the teens' night, with room-splits for a larger group of newer people) is held in reserve — see the Evening 3 and Evening 3 v1 run sheets and decks; back up to it whenever the room grows. Companion to docs/getting-started/week-03-story.md and week-04-story-2.md.</w:t>
       </w:r>
     </w:p>
     <w:p>
@@ -586,7 +586,7 @@
         <w:t xml:space="preserve">Everyone tells, one night. </w:t>
       </w:r>
       <w:r>
-        <w:t>The two-session design (parents tell in Session 3, teens in Session 4) collapses into a single round — the completion in one evening. Nothing new is taught in between anyway; the completion is the point.</w:t>
+        <w:t>The two-session design (parents tell in Evening 3, teens in Evening 3) collapses into a single round — the completion in one evening. Nothing new is taught in between anyway; the completion is the point.</w:t>
       </w:r>
     </w:p>
     <w:p>
@@ -642,7 +642,7 @@
         <w:t xml:space="preserve">The evening opens on the map. </w:t>
       </w:r>
       <w:r>
-        <w:t>The Four Connects grounding slide: Session 3–4 combined crosses from the first box toward the second — Self opening toward Others — everyone telling, teen-led.</w:t>
+        <w:t>The Four Connects grounding slide: Evening 3 crosses from the first box toward the second — Self opening toward Others — everyone telling, teen-led.</w:t>
       </w:r>
     </w:p>
     <w:p>
@@ -692,7 +692,7 @@
         <w:rPr>
           <w:i w:val="0"/>
         </w:rPr>
-        <w:t>The Session 3 sheet (Joint Footprints) serves the combined evening unchanged: parent and teen sit together twenty minutes — not the car, not a screen, phones away; five minutes of footprints each way; a follow-up or two; then one sentence: “What I love about your footprints is...” The morning question and evening journal note continue daily.</w:t>
+        <w:t>The Evening 3 sheet (Joint Footprints) serves the combined evening unchanged: parent and teen sit together twenty minutes — not the car, not a screen, phones away; five minutes of footprints each way; a follow-up or two; then one sentence: “What I love about your footprints is...” The morning question and evening journal note continue daily.</w:t>
       </w:r>
     </w:p>
     <w:p>
@@ -780,6 +780,8 @@
       </w:r>
     </w:p>
     <w:sectPr>
+      <w:headerReference w:type="default" r:id="rId9"/>
+      <w:footerReference w:type="default" r:id="rId10"/>
       <w:pgSz w:w="12240" w:h="15840"/>
       <w:pgMar w:top="1152" w:right="1296" w:bottom="1152" w:left="1296" w:header="720" w:footer="720" w:gutter="0"/>
       <w:cols w:space="720"/>
@@ -787,6 +789,26 @@
     </w:sectPr>
   </w:body>
 </w:document>
+</file>
+
+<file path=word/footer1.xml><?xml version="1.0" encoding="utf-8"?>
+<w:ftr xmlns:m="http://schemas.openxmlformats.org/officeDocument/2006/math" xmlns:mc="http://schemas.openxmlformats.org/markup-compatibility/2006" xmlns:mo="http://schemas.microsoft.com/office/mac/office/2008/main" xmlns:mv="urn:schemas-microsoft-com:mac:vml" xmlns:o="urn:schemas-microsoft-com:office:office" xmlns:r="http://schemas.openxmlformats.org/officeDocument/2006/relationships" xmlns:v="urn:schemas-microsoft-com:vml" xmlns:w10="urn:schemas-microsoft-com:office:word" xmlns:w14="http://schemas.microsoft.com/office/word/2010/wordml" xmlns:w="http://schemas.openxmlformats.org/wordprocessingml/2006/main" xmlns:wne="http://schemas.microsoft.com/office/word/2006/wordml" xmlns:wp14="http://schemas.microsoft.com/office/word/2010/wordprocessingDrawing" xmlns:wp="http://schemas.openxmlformats.org/drawingml/2006/wordprocessingDrawing" xmlns:wpc="http://schemas.microsoft.com/office/word/2010/wordprocessingCanvas" xmlns:wpg="http://schemas.microsoft.com/office/word/2010/wordprocessingGroup" xmlns:wpi="http://schemas.microsoft.com/office/word/2010/wordprocessingInk" xmlns:wps="http://schemas.microsoft.com/office/word/2010/wordprocessingShape" mc:Ignorable="w14 wp14">
+  <w:p>
+    <w:pPr>
+      <w:pStyle w:val="Footer"/>
+    </w:pPr>
+  </w:p>
+</w:ftr>
+</file>
+
+<file path=word/header1.xml><?xml version="1.0" encoding="utf-8"?>
+<w:hdr xmlns:m="http://schemas.openxmlformats.org/officeDocument/2006/math" xmlns:mc="http://schemas.openxmlformats.org/markup-compatibility/2006" xmlns:mo="http://schemas.microsoft.com/office/mac/office/2008/main" xmlns:mv="urn:schemas-microsoft-com:mac:vml" xmlns:o="urn:schemas-microsoft-com:office:office" xmlns:r="http://schemas.openxmlformats.org/officeDocument/2006/relationships" xmlns:v="urn:schemas-microsoft-com:vml" xmlns:w10="urn:schemas-microsoft-com:office:word" xmlns:w14="http://schemas.microsoft.com/office/word/2010/wordml" xmlns:w="http://schemas.openxmlformats.org/wordprocessingml/2006/main" xmlns:wne="http://schemas.microsoft.com/office/word/2006/wordml" xmlns:wp14="http://schemas.microsoft.com/office/word/2010/wordprocessingDrawing" xmlns:wp="http://schemas.openxmlformats.org/drawingml/2006/wordprocessingDrawing" xmlns:wpc="http://schemas.microsoft.com/office/word/2010/wordprocessingCanvas" xmlns:wpg="http://schemas.microsoft.com/office/word/2010/wordprocessingGroup" xmlns:wpi="http://schemas.microsoft.com/office/word/2010/wordprocessingInk" xmlns:wps="http://schemas.microsoft.com/office/word/2010/wordprocessingShape" mc:Ignorable="w14 wp14">
+  <w:p>
+    <w:pPr>
+      <w:pStyle w:val="Header"/>
+    </w:pPr>
+  </w:p>
+</w:hdr>
 </file>
 
 <file path=word/numbering.xml><?xml version="1.0" encoding="utf-8"?>
